--- a/HADUCMINH-CNTT1-KS25-PTTKPM.docx
+++ b/HADUCMINH-CNTT1-KS25-PTTKPM.docx
@@ -19,18 +19,12 @@
     </w:p>
     <w:p>
       <w:r>
-        <w:t xml:space="preserve">1. </w:t>
-      </w:r>
-      <w:r>
-        <w:t>id</w:t>
-      </w:r>
-    </w:p>
-    <w:p>
-      <w:r>
-        <w:t xml:space="preserve">2. </w:t>
-      </w:r>
-      <w:r>
-        <w:t>nameCustomer</w:t>
+        <w:t>1. id</w:t>
+      </w:r>
+    </w:p>
+    <w:p>
+      <w:r>
+        <w:t>2. nameCustomer</w:t>
       </w:r>
     </w:p>
     <w:p>
@@ -53,10 +47,7 @@
         <w:t>2</w:t>
       </w:r>
       <w:r>
-        <w:t xml:space="preserve">. </w:t>
-      </w:r>
-      <w:r>
-        <w:t>name</w:t>
+        <w:t>. name</w:t>
       </w:r>
     </w:p>
     <w:p>
@@ -71,10 +62,7 @@
     </w:p>
     <w:p>
       <w:r>
-        <w:t xml:space="preserve">1. </w:t>
-      </w:r>
-      <w:r>
-        <w:t>id</w:t>
+        <w:t>1. id</w:t>
       </w:r>
     </w:p>
     <w:p>
@@ -84,10 +72,7 @@
     </w:p>
     <w:p>
       <w:r>
-        <w:t>3.</w:t>
-      </w:r>
-      <w:r>
-        <w:t>time</w:t>
+        <w:t>3.time</w:t>
       </w:r>
     </w:p>
     <w:p>
@@ -105,8 +90,8 @@
       <w:r>
         <w:lastRenderedPageBreak/>
         <w:drawing>
-          <wp:inline distT="0" distB="0" distL="0" distR="0" wp14:anchorId="362A4381" wp14:editId="75A54CCD">
-            <wp:extent cx="5797848" cy="4159464"/>
+          <wp:inline distT="0" distB="0" distL="0" distR="0" wp14:anchorId="5AC4F5FE" wp14:editId="03CBD4EF">
+            <wp:extent cx="5416828" cy="4235668"/>
             <wp:effectExtent l="0" t="0" r="0" b="0"/>
             <wp:docPr id="1" name="Picture 1"/>
             <wp:cNvGraphicFramePr>
@@ -128,7 +113,7 @@
                   <pic:spPr>
                     <a:xfrm>
                       <a:off x="0" y="0"/>
-                      <a:ext cx="5797848" cy="4159464"/>
+                      <a:ext cx="5416828" cy="4235668"/>
                     </a:xfrm>
                     <a:prstGeom prst="rect">
                       <a:avLst/>
@@ -140,6 +125,8 @@
           </wp:inline>
         </w:drawing>
       </w:r>
+      <w:bookmarkStart w:id="0" w:name="_GoBack"/>
+      <w:bookmarkEnd w:id="0"/>
     </w:p>
     <w:p>
       <w:r>
@@ -174,10 +161,7 @@
     </w:p>
     <w:p>
       <w:r>
-        <w:t xml:space="preserve">2. </w:t>
-      </w:r>
-      <w:r>
-        <w:t>Thời gian đặt lịch phải hợp lệ</w:t>
+        <w:t>2. Thời gian đặt lịch phải hợp lệ</w:t>
       </w:r>
     </w:p>
     <w:p>
@@ -192,6 +176,9 @@
     </w:p>
     <w:p>
       <w:r>
+        <w:rPr>
+          <w:noProof/>
+        </w:rPr>
         <w:lastRenderedPageBreak/>
         <w:drawing>
           <wp:inline distT="0" distB="0" distL="0" distR="0" wp14:anchorId="3525C496" wp14:editId="0E856DC3">
@@ -232,10 +219,7 @@
     </w:p>
     <w:p>
       <w:r>
-        <w:t>b)</w:t>
-      </w:r>
-      <w:r>
-        <w:t>Viết các bước xử lý (không cần vẽ) khi hủy lịch hẹn bằng mã lịch hẹn không</w:t>
+        <w:t>b)Viết các bước xử lý (không cần vẽ) khi hủy lịch hẹn bằng mã lịch hẹn không</w:t>
       </w:r>
     </w:p>
     <w:p>
@@ -250,10 +234,7 @@
     </w:p>
     <w:p>
       <w:r>
-        <w:t>1.</w:t>
-      </w:r>
-      <w:r>
-        <w:t>Kiểm tra hết mã lịch hẹn</w:t>
+        <w:t>1.Kiểm tra hết mã lịch hẹn</w:t>
       </w:r>
     </w:p>
     <w:p>
@@ -288,10 +269,7 @@
     </w:p>
     <w:p>
       <w:r>
-        <w:t xml:space="preserve">- Thông báo lỗi: </w:t>
-      </w:r>
-      <w:r>
-        <w:t>Kỹ thuật viên bị trùng lịch hẹn</w:t>
+        <w:t>- Thông báo lỗi: Kỹ thuật viên bị trùng lịch hẹn</w:t>
       </w:r>
     </w:p>
     <w:p/>
@@ -299,26 +277,18 @@
     <w:p>
       <w:r>
         <w:lastRenderedPageBreak/>
-        <w:t xml:space="preserve">- Trạng thái: </w:t>
-      </w:r>
-      <w:r>
-        <w:t>Thành công</w:t>
-      </w:r>
-    </w:p>
-    <w:p>
-      <w:r>
-        <w:t xml:space="preserve">- Dữ liệu trả về: </w:t>
-      </w:r>
-      <w:r>
-        <w:t>Tên khách hàng , tên kỹ thuật viên , thời gian</w:t>
+        <w:t>- Trạng thái: Thành công</w:t>
+      </w:r>
+    </w:p>
+    <w:p>
+      <w:r>
+        <w:t>- Dữ liệu trả về: Tên khách hàng , tên kỹ thuật viên , thời gian</w:t>
       </w:r>
     </w:p>
     <w:p>
       <w:r>
         <w:t xml:space="preserve">- Thông báo lỗi: </w:t>
       </w:r>
-      <w:bookmarkStart w:id="0" w:name="_GoBack"/>
-      <w:bookmarkEnd w:id="0"/>
     </w:p>
     <w:p/>
     <w:p/>
